--- a/Java/LLD/Adapter Design Pattern.docx
+++ b/Java/LLD/Adapter Design Pattern.docx
@@ -1,6 +1,6 @@
 
 <file path=word/document.xml><?xml version="1.0" encoding="utf-8"?>
-<w:document xmlns:wpc="http://schemas.microsoft.com/office/word/2010/wordprocessingCanvas" xmlns:cx="http://schemas.microsoft.com/office/drawing/2014/chartex" xmlns:cx1="http://schemas.microsoft.com/office/drawing/2015/9/8/chartex" xmlns:cx2="http://schemas.microsoft.com/office/drawing/2015/10/21/chartex" xmlns:cx3="http://schemas.microsoft.com/office/drawing/2016/5/9/chartex" xmlns:cx4="http://schemas.microsoft.com/office/drawing/2016/5/10/chartex" xmlns:cx5="http://schemas.microsoft.com/office/drawing/2016/5/11/chartex" xmlns:cx6="http://schemas.microsoft.com/office/drawing/2016/5/12/chartex" xmlns:cx7="http://schemas.microsoft.com/office/drawing/2016/5/13/chartex" xmlns:cx8="http://schemas.microsoft.com/office/drawing/2016/5/14/chartex" xmlns:mc="http://schemas.openxmlformats.org/markup-compatibility/2006" xmlns:aink="http://schemas.microsoft.com/office/drawing/2016/ink" xmlns:am3d="http://schemas.microsoft.com/office/drawing/2017/model3d" xmlns:o="urn:schemas-microsoft-com:office:office" xmlns:oel="http://schemas.microsoft.com/office/2019/extlst" xmlns:r="http://schemas.openxmlformats.org/officeDocument/2006/relationships" xmlns:m="http://schemas.openxmlformats.org/officeDocument/2006/math" xmlns:v="urn:schemas-microsoft-com:vml" xmlns:wp14="http://schemas.microsoft.com/office/word/2010/wordprocessingDrawing" xmlns:wp="http://schemas.openxmlformats.org/drawingml/2006/wordprocessingDrawing" xmlns:w10="urn:schemas-microsoft-com:office:word" xmlns:w="http://schemas.openxmlformats.org/wordprocessingml/2006/main" xmlns:w14="http://schemas.microsoft.com/office/word/2010/wordml" xmlns:w15="http://schemas.microsoft.com/office/word/2012/wordml" xmlns:w16cex="http://schemas.microsoft.com/office/word/2018/wordml/cex" xmlns:w16cid="http://schemas.microsoft.com/office/word/2016/wordml/cid" xmlns:w16="http://schemas.microsoft.com/office/word/2018/wordml" xmlns:w16sdtdh="http://schemas.microsoft.com/office/word/2020/wordml/sdtdatahash" xmlns:w16se="http://schemas.microsoft.com/office/word/2015/wordml/symex" xmlns:wpg="http://schemas.microsoft.com/office/word/2010/wordprocessingGroup" xmlns:wpi="http://schemas.microsoft.com/office/word/2010/wordprocessingInk" xmlns:wne="http://schemas.microsoft.com/office/word/2006/wordml" xmlns:wps="http://schemas.microsoft.com/office/word/2010/wordprocessingShape" mc:Ignorable="w14 w15 w16se w16cid w16 w16cex w16sdtdh wp14">
+<w:document xmlns:wpc="http://schemas.microsoft.com/office/word/2010/wordprocessingCanvas" xmlns:cx="http://schemas.microsoft.com/office/drawing/2014/chartex" xmlns:cx1="http://schemas.microsoft.com/office/drawing/2015/9/8/chartex" xmlns:cx2="http://schemas.microsoft.com/office/drawing/2015/10/21/chartex" xmlns:cx3="http://schemas.microsoft.com/office/drawing/2016/5/9/chartex" xmlns:cx4="http://schemas.microsoft.com/office/drawing/2016/5/10/chartex" xmlns:cx5="http://schemas.microsoft.com/office/drawing/2016/5/11/chartex" xmlns:cx6="http://schemas.microsoft.com/office/drawing/2016/5/12/chartex" xmlns:cx7="http://schemas.microsoft.com/office/drawing/2016/5/13/chartex" xmlns:cx8="http://schemas.microsoft.com/office/drawing/2016/5/14/chartex" xmlns:mc="http://schemas.openxmlformats.org/markup-compatibility/2006" xmlns:aink="http://schemas.microsoft.com/office/drawing/2016/ink" xmlns:am3d="http://schemas.microsoft.com/office/drawing/2017/model3d" xmlns:o="urn:schemas-microsoft-com:office:office" xmlns:oel="http://schemas.microsoft.com/office/2019/extlst" xmlns:r="http://schemas.openxmlformats.org/officeDocument/2006/relationships" xmlns:m="http://schemas.openxmlformats.org/officeDocument/2006/math" xmlns:v="urn:schemas-microsoft-com:vml" xmlns:wp14="http://schemas.microsoft.com/office/word/2010/wordprocessingDrawing" xmlns:wp="http://schemas.openxmlformats.org/drawingml/2006/wordprocessingDrawing" xmlns:w10="urn:schemas-microsoft-com:office:word" xmlns:w="http://schemas.openxmlformats.org/wordprocessingml/2006/main" xmlns:w14="http://schemas.microsoft.com/office/word/2010/wordml" xmlns:w15="http://schemas.microsoft.com/office/word/2012/wordml" xmlns:w16cex="http://schemas.microsoft.com/office/word/2018/wordml/cex" xmlns:w16cid="http://schemas.microsoft.com/office/word/2016/wordml/cid" xmlns:w16="http://schemas.microsoft.com/office/word/2018/wordml" xmlns:w16du="http://schemas.microsoft.com/office/word/2023/wordml/word16du" xmlns:w16sdtdh="http://schemas.microsoft.com/office/word/2020/wordml/sdtdatahash" xmlns:w16sdtfl="http://schemas.microsoft.com/office/word/2024/wordml/sdtformatlock" xmlns:w16se="http://schemas.microsoft.com/office/word/2015/wordml/symex" xmlns:wpg="http://schemas.microsoft.com/office/word/2010/wordprocessingGroup" xmlns:wpi="http://schemas.microsoft.com/office/word/2010/wordprocessingInk" xmlns:wne="http://schemas.microsoft.com/office/word/2006/wordml" xmlns:wps="http://schemas.microsoft.com/office/word/2010/wordprocessingShape" mc:Ignorable="w14 w15 w16se w16cid w16 w16cex w16sdtdh w16sdtfl w16du wp14">
   <w:body>
     <w:p/>
     <w:p>
@@ -64,16 +64,33 @@
         <w:t>Adapter class</w:t>
       </w:r>
       <w:r>
-        <w:t>: This class is a wrapper class which implements the desired target interface and modifies the specific request available from the Adaptee class.</w:t>
+        <w:t xml:space="preserve">: This class is a wrapper class which implements the desired target interface and modifies the specific request available from the </w:t>
+      </w:r>
+      <w:proofErr w:type="spellStart"/>
+      <w:r>
+        <w:t>Adaptee</w:t>
+      </w:r>
+      <w:proofErr w:type="spellEnd"/>
+      <w:r>
+        <w:t xml:space="preserve"> class.</w:t>
       </w:r>
     </w:p>
     <w:p>
+      <w:proofErr w:type="spellStart"/>
       <w:r>
         <w:rPr>
           <w:i/>
           <w:iCs/>
         </w:rPr>
-        <w:t>Adaptee class</w:t>
+        <w:t>Adaptee</w:t>
+      </w:r>
+      <w:proofErr w:type="spellEnd"/>
+      <w:r>
+        <w:rPr>
+          <w:i/>
+          <w:iCs/>
+        </w:rPr>
+        <w:t xml:space="preserve"> class</w:t>
       </w:r>
       <w:r>
         <w:rPr>
@@ -111,8 +128,13 @@
       </w:r>
     </w:p>
     <w:p>
-      <w:r>
-        <w:t>PowerAdapter and Socket</w:t>
+      <w:proofErr w:type="spellStart"/>
+      <w:r>
+        <w:t>PowerAdapter</w:t>
+      </w:r>
+      <w:proofErr w:type="spellEnd"/>
+      <w:r>
+        <w:t xml:space="preserve"> and Socket</w:t>
       </w:r>
     </w:p>
     <w:p>
@@ -139,8 +161,13 @@
     </w:p>
     <w:p/>
     <w:p>
-      <w:r>
-        <w:t xml:space="preserve">Adaptee : </w:t>
+      <w:proofErr w:type="spellStart"/>
+      <w:r>
+        <w:t>Adaptee</w:t>
+      </w:r>
+      <w:proofErr w:type="spellEnd"/>
+      <w:r>
+        <w:t xml:space="preserve"> : </w:t>
       </w:r>
     </w:p>
     <w:p>
@@ -169,6 +196,7 @@
         </w:rPr>
         <w:t xml:space="preserve">public interface </w:t>
       </w:r>
+      <w:proofErr w:type="spellStart"/>
       <w:r>
         <w:rPr>
           <w:rFonts w:ascii="Source Code Pro" w:eastAsia="Times New Roman" w:hAnsi="Source Code Pro" w:cs="Times New Roman"/>
@@ -179,7 +207,20 @@
           <w:lang w:eastAsia="en-IN"/>
           <w14:ligatures w14:val="none"/>
         </w:rPr>
-        <w:t xml:space="preserve">WeightMachine </w:t>
+        <w:t>WeightMachine</w:t>
+      </w:r>
+      <w:proofErr w:type="spellEnd"/>
+      <w:r>
+        <w:rPr>
+          <w:rFonts w:ascii="Source Code Pro" w:eastAsia="Times New Roman" w:hAnsi="Source Code Pro" w:cs="Times New Roman"/>
+          <w:color w:val="000000"/>
+          <w:kern w:val="0"/>
+          <w:sz w:val="21"/>
+          <w:szCs w:val="21"/>
+          <w:lang w:eastAsia="en-IN"/>
+          <w14:ligatures w14:val="none"/>
+        </w:rPr>
+        <w:t xml:space="preserve"> </w:t>
       </w:r>
       <w:r>
         <w:rPr>
@@ -247,6 +288,7 @@
         </w:rPr>
         <w:t xml:space="preserve">public double </w:t>
       </w:r>
+      <w:proofErr w:type="spellStart"/>
       <w:r>
         <w:rPr>
           <w:rFonts w:ascii="Source Code Pro" w:eastAsia="Times New Roman" w:hAnsi="Source Code Pro" w:cs="Times New Roman"/>
@@ -259,6 +301,7 @@
         </w:rPr>
         <w:t>getWeightInPound</w:t>
       </w:r>
+      <w:proofErr w:type="spellEnd"/>
       <w:r>
         <w:rPr>
           <w:rFonts w:ascii="Source Code Pro" w:eastAsia="Times New Roman" w:hAnsi="Source Code Pro" w:cs="Times New Roman"/>
@@ -338,6 +381,7 @@
         <w:lastRenderedPageBreak/>
         <w:t xml:space="preserve">public class </w:t>
       </w:r>
+      <w:proofErr w:type="spellStart"/>
       <w:r>
         <w:rPr>
           <w:rFonts w:ascii="Source Code Pro" w:eastAsia="Times New Roman" w:hAnsi="Source Code Pro" w:cs="Times New Roman"/>
@@ -348,7 +392,20 @@
           <w:lang w:eastAsia="en-IN"/>
           <w14:ligatures w14:val="none"/>
         </w:rPr>
-        <w:t xml:space="preserve">WeightMachineForBabies </w:t>
+        <w:t>WeightMachineForBabies</w:t>
+      </w:r>
+      <w:proofErr w:type="spellEnd"/>
+      <w:r>
+        <w:rPr>
+          <w:rFonts w:ascii="Source Code Pro" w:eastAsia="Times New Roman" w:hAnsi="Source Code Pro" w:cs="Times New Roman"/>
+          <w:color w:val="000000"/>
+          <w:kern w:val="0"/>
+          <w:sz w:val="21"/>
+          <w:szCs w:val="21"/>
+          <w:lang w:eastAsia="en-IN"/>
+          <w14:ligatures w14:val="none"/>
+        </w:rPr>
+        <w:t xml:space="preserve"> </w:t>
       </w:r>
       <w:r>
         <w:rPr>
@@ -362,6 +419,7 @@
         </w:rPr>
         <w:t xml:space="preserve">implements </w:t>
       </w:r>
+      <w:proofErr w:type="spellStart"/>
       <w:r>
         <w:rPr>
           <w:rFonts w:ascii="Source Code Pro" w:eastAsia="Times New Roman" w:hAnsi="Source Code Pro" w:cs="Times New Roman"/>
@@ -374,6 +432,7 @@
         </w:rPr>
         <w:t>WeightMachine</w:t>
       </w:r>
+      <w:proofErr w:type="spellEnd"/>
       <w:r>
         <w:rPr>
           <w:rFonts w:ascii="Source Code Pro" w:eastAsia="Times New Roman" w:hAnsi="Source Code Pro" w:cs="Times New Roman"/>
@@ -448,6 +507,7 @@
         </w:rPr>
         <w:t xml:space="preserve">public double </w:t>
       </w:r>
+      <w:proofErr w:type="spellStart"/>
       <w:r>
         <w:rPr>
           <w:rFonts w:ascii="Source Code Pro" w:eastAsia="Times New Roman" w:hAnsi="Source Code Pro" w:cs="Times New Roman"/>
@@ -460,6 +520,7 @@
         </w:rPr>
         <w:t>getWeightInPound</w:t>
       </w:r>
+      <w:proofErr w:type="spellEnd"/>
       <w:r>
         <w:rPr>
           <w:rFonts w:ascii="Source Code Pro" w:eastAsia="Times New Roman" w:hAnsi="Source Code Pro" w:cs="Times New Roman"/>
@@ -593,6 +654,7 @@
         </w:rPr>
         <w:t xml:space="preserve">public interface </w:t>
       </w:r>
+      <w:proofErr w:type="spellStart"/>
       <w:r>
         <w:rPr>
           <w:rFonts w:ascii="Source Code Pro" w:eastAsia="Times New Roman" w:hAnsi="Source Code Pro" w:cs="Times New Roman"/>
@@ -603,7 +665,20 @@
           <w:lang w:eastAsia="en-IN"/>
           <w14:ligatures w14:val="none"/>
         </w:rPr>
-        <w:t xml:space="preserve">WeightMachineAdapter </w:t>
+        <w:t>WeightMachineAdapter</w:t>
+      </w:r>
+      <w:proofErr w:type="spellEnd"/>
+      <w:r>
+        <w:rPr>
+          <w:rFonts w:ascii="Source Code Pro" w:eastAsia="Times New Roman" w:hAnsi="Source Code Pro" w:cs="Times New Roman"/>
+          <w:color w:val="000000"/>
+          <w:kern w:val="0"/>
+          <w:sz w:val="21"/>
+          <w:szCs w:val="21"/>
+          <w:lang w:eastAsia="en-IN"/>
+          <w14:ligatures w14:val="none"/>
+        </w:rPr>
+        <w:t xml:space="preserve"> </w:t>
       </w:r>
       <w:r>
         <w:rPr>
@@ -654,6 +729,7 @@
         </w:rPr>
         <w:t xml:space="preserve">public double </w:t>
       </w:r>
+      <w:proofErr w:type="spellStart"/>
       <w:r>
         <w:rPr>
           <w:rFonts w:ascii="Source Code Pro" w:eastAsia="Times New Roman" w:hAnsi="Source Code Pro" w:cs="Times New Roman"/>
@@ -666,6 +742,7 @@
         </w:rPr>
         <w:t>getWeightInKg</w:t>
       </w:r>
+      <w:proofErr w:type="spellEnd"/>
       <w:r>
         <w:rPr>
           <w:rFonts w:ascii="Source Code Pro" w:eastAsia="Times New Roman" w:hAnsi="Source Code Pro" w:cs="Times New Roman"/>
@@ -732,6 +809,7 @@
         </w:rPr>
         <w:t xml:space="preserve">public class </w:t>
       </w:r>
+      <w:proofErr w:type="spellStart"/>
       <w:r>
         <w:rPr>
           <w:rFonts w:ascii="Source Code Pro" w:eastAsia="Times New Roman" w:hAnsi="Source Code Pro" w:cs="Times New Roman"/>
@@ -742,7 +820,20 @@
           <w:lang w:eastAsia="en-IN"/>
           <w14:ligatures w14:val="none"/>
         </w:rPr>
-        <w:t xml:space="preserve">WeightMachineAdapterImpl </w:t>
+        <w:t>WeightMachineAdapterImpl</w:t>
+      </w:r>
+      <w:proofErr w:type="spellEnd"/>
+      <w:r>
+        <w:rPr>
+          <w:rFonts w:ascii="Source Code Pro" w:eastAsia="Times New Roman" w:hAnsi="Source Code Pro" w:cs="Times New Roman"/>
+          <w:color w:val="000000"/>
+          <w:kern w:val="0"/>
+          <w:sz w:val="21"/>
+          <w:szCs w:val="21"/>
+          <w:lang w:eastAsia="en-IN"/>
+          <w14:ligatures w14:val="none"/>
+        </w:rPr>
+        <w:t xml:space="preserve"> </w:t>
       </w:r>
       <w:r>
         <w:rPr>
@@ -756,6 +847,7 @@
         </w:rPr>
         <w:t xml:space="preserve">implements </w:t>
       </w:r>
+      <w:proofErr w:type="spellStart"/>
       <w:r>
         <w:rPr>
           <w:rFonts w:ascii="Source Code Pro" w:eastAsia="Times New Roman" w:hAnsi="Source Code Pro" w:cs="Times New Roman"/>
@@ -768,6 +860,7 @@
         </w:rPr>
         <w:t>WeightMachineAdapter</w:t>
       </w:r>
+      <w:proofErr w:type="spellEnd"/>
       <w:r>
         <w:rPr>
           <w:rFonts w:ascii="Source Code Pro" w:eastAsia="Times New Roman" w:hAnsi="Source Code Pro" w:cs="Times New Roman"/>
@@ -805,6 +898,7 @@
         <w:br/>
         <w:t xml:space="preserve">    </w:t>
       </w:r>
+      <w:proofErr w:type="spellStart"/>
       <w:r>
         <w:rPr>
           <w:rFonts w:ascii="Source Code Pro" w:eastAsia="Times New Roman" w:hAnsi="Source Code Pro" w:cs="Times New Roman"/>
@@ -815,8 +909,22 @@
           <w:lang w:eastAsia="en-IN"/>
           <w14:ligatures w14:val="none"/>
         </w:rPr>
-        <w:t xml:space="preserve">WeightMachine </w:t>
-      </w:r>
+        <w:t>WeightMachine</w:t>
+      </w:r>
+      <w:proofErr w:type="spellEnd"/>
+      <w:r>
+        <w:rPr>
+          <w:rFonts w:ascii="Source Code Pro" w:eastAsia="Times New Roman" w:hAnsi="Source Code Pro" w:cs="Times New Roman"/>
+          <w:color w:val="000000"/>
+          <w:kern w:val="0"/>
+          <w:sz w:val="21"/>
+          <w:szCs w:val="21"/>
+          <w:lang w:eastAsia="en-IN"/>
+          <w14:ligatures w14:val="none"/>
+        </w:rPr>
+        <w:t xml:space="preserve"> </w:t>
+      </w:r>
+      <w:proofErr w:type="spellStart"/>
       <w:r>
         <w:rPr>
           <w:rFonts w:ascii="Source Code Pro" w:eastAsia="Times New Roman" w:hAnsi="Source Code Pro" w:cs="Times New Roman"/>
@@ -829,6 +937,7 @@
         </w:rPr>
         <w:t>weightMachine</w:t>
       </w:r>
+      <w:proofErr w:type="spellEnd"/>
       <w:r>
         <w:rPr>
           <w:rFonts w:ascii="Source Code Pro" w:eastAsia="Times New Roman" w:hAnsi="Source Code Pro" w:cs="Times New Roman"/>
@@ -851,7 +960,33 @@
           <w:lang w:eastAsia="en-IN"/>
           <w14:ligatures w14:val="none"/>
         </w:rPr>
-        <w:t xml:space="preserve"> // Adaptee reference</w:t>
+        <w:t xml:space="preserve"> // </w:t>
+      </w:r>
+      <w:proofErr w:type="spellStart"/>
+      <w:r>
+        <w:rPr>
+          <w:rFonts w:ascii="Source Code Pro" w:eastAsia="Times New Roman" w:hAnsi="Source Code Pro" w:cs="Times New Roman"/>
+          <w:color w:val="080808"/>
+          <w:kern w:val="0"/>
+          <w:sz w:val="21"/>
+          <w:szCs w:val="21"/>
+          <w:lang w:eastAsia="en-IN"/>
+          <w14:ligatures w14:val="none"/>
+        </w:rPr>
+        <w:t>Adaptee</w:t>
+      </w:r>
+      <w:proofErr w:type="spellEnd"/>
+      <w:r>
+        <w:rPr>
+          <w:rFonts w:ascii="Source Code Pro" w:eastAsia="Times New Roman" w:hAnsi="Source Code Pro" w:cs="Times New Roman"/>
+          <w:color w:val="080808"/>
+          <w:kern w:val="0"/>
+          <w:sz w:val="21"/>
+          <w:szCs w:val="21"/>
+          <w:lang w:eastAsia="en-IN"/>
+          <w14:ligatures w14:val="none"/>
+        </w:rPr>
+        <w:t xml:space="preserve"> reference</w:t>
       </w:r>
       <w:r>
         <w:rPr>
@@ -890,6 +1025,7 @@
         </w:rPr>
         <w:t xml:space="preserve">public </w:t>
       </w:r>
+      <w:proofErr w:type="spellStart"/>
       <w:r>
         <w:rPr>
           <w:rFonts w:ascii="Source Code Pro" w:eastAsia="Times New Roman" w:hAnsi="Source Code Pro" w:cs="Times New Roman"/>
@@ -902,6 +1038,7 @@
         </w:rPr>
         <w:t>WeightMachineAdapterImpl</w:t>
       </w:r>
+      <w:proofErr w:type="spellEnd"/>
       <w:r>
         <w:rPr>
           <w:rFonts w:ascii="Source Code Pro" w:eastAsia="Times New Roman" w:hAnsi="Source Code Pro" w:cs="Times New Roman"/>
@@ -914,6 +1051,7 @@
         </w:rPr>
         <w:t>(</w:t>
       </w:r>
+      <w:proofErr w:type="spellStart"/>
       <w:r>
         <w:rPr>
           <w:rFonts w:ascii="Source Code Pro" w:eastAsia="Times New Roman" w:hAnsi="Source Code Pro" w:cs="Times New Roman"/>
@@ -924,19 +1062,46 @@
           <w:lang w:eastAsia="en-IN"/>
           <w14:ligatures w14:val="none"/>
         </w:rPr>
-        <w:t xml:space="preserve">WeightMachine </w:t>
-      </w:r>
-      <w:r>
-        <w:rPr>
-          <w:rFonts w:ascii="Source Code Pro" w:eastAsia="Times New Roman" w:hAnsi="Source Code Pro" w:cs="Times New Roman"/>
-          <w:color w:val="080808"/>
-          <w:kern w:val="0"/>
-          <w:sz w:val="21"/>
-          <w:szCs w:val="21"/>
-          <w:lang w:eastAsia="en-IN"/>
-          <w14:ligatures w14:val="none"/>
-        </w:rPr>
-        <w:t>weightMachine) {</w:t>
+        <w:t>WeightMachine</w:t>
+      </w:r>
+      <w:proofErr w:type="spellEnd"/>
+      <w:r>
+        <w:rPr>
+          <w:rFonts w:ascii="Source Code Pro" w:eastAsia="Times New Roman" w:hAnsi="Source Code Pro" w:cs="Times New Roman"/>
+          <w:color w:val="000000"/>
+          <w:kern w:val="0"/>
+          <w:sz w:val="21"/>
+          <w:szCs w:val="21"/>
+          <w:lang w:eastAsia="en-IN"/>
+          <w14:ligatures w14:val="none"/>
+        </w:rPr>
+        <w:t xml:space="preserve"> </w:t>
+      </w:r>
+      <w:proofErr w:type="spellStart"/>
+      <w:r>
+        <w:rPr>
+          <w:rFonts w:ascii="Source Code Pro" w:eastAsia="Times New Roman" w:hAnsi="Source Code Pro" w:cs="Times New Roman"/>
+          <w:color w:val="080808"/>
+          <w:kern w:val="0"/>
+          <w:sz w:val="21"/>
+          <w:szCs w:val="21"/>
+          <w:lang w:eastAsia="en-IN"/>
+          <w14:ligatures w14:val="none"/>
+        </w:rPr>
+        <w:t>weightMachine</w:t>
+      </w:r>
+      <w:proofErr w:type="spellEnd"/>
+      <w:r>
+        <w:rPr>
+          <w:rFonts w:ascii="Source Code Pro" w:eastAsia="Times New Roman" w:hAnsi="Source Code Pro" w:cs="Times New Roman"/>
+          <w:color w:val="080808"/>
+          <w:kern w:val="0"/>
+          <w:sz w:val="21"/>
+          <w:szCs w:val="21"/>
+          <w:lang w:eastAsia="en-IN"/>
+          <w14:ligatures w14:val="none"/>
+        </w:rPr>
+        <w:t>) {</w:t>
       </w:r>
       <w:r>
         <w:rPr>
@@ -951,6 +1116,7 @@
         <w:br/>
         <w:t xml:space="preserve">        </w:t>
       </w:r>
+      <w:proofErr w:type="spellStart"/>
       <w:r>
         <w:rPr>
           <w:rFonts w:ascii="Source Code Pro" w:eastAsia="Times New Roman" w:hAnsi="Source Code Pro" w:cs="Times New Roman"/>
@@ -985,19 +1151,58 @@
           <w:lang w:eastAsia="en-IN"/>
           <w14:ligatures w14:val="none"/>
         </w:rPr>
-        <w:t xml:space="preserve">weightMachine </w:t>
-      </w:r>
-      <w:r>
-        <w:rPr>
-          <w:rFonts w:ascii="Source Code Pro" w:eastAsia="Times New Roman" w:hAnsi="Source Code Pro" w:cs="Times New Roman"/>
-          <w:color w:val="080808"/>
-          <w:kern w:val="0"/>
-          <w:sz w:val="21"/>
-          <w:szCs w:val="21"/>
-          <w:lang w:eastAsia="en-IN"/>
-          <w14:ligatures w14:val="none"/>
-        </w:rPr>
-        <w:t>= weightMachine;</w:t>
+        <w:t>weightMachine</w:t>
+      </w:r>
+      <w:proofErr w:type="spellEnd"/>
+      <w:r>
+        <w:rPr>
+          <w:rFonts w:ascii="Source Code Pro" w:eastAsia="Times New Roman" w:hAnsi="Source Code Pro" w:cs="Times New Roman"/>
+          <w:color w:val="871094"/>
+          <w:kern w:val="0"/>
+          <w:sz w:val="21"/>
+          <w:szCs w:val="21"/>
+          <w:lang w:eastAsia="en-IN"/>
+          <w14:ligatures w14:val="none"/>
+        </w:rPr>
+        <w:t xml:space="preserve"> </w:t>
+      </w:r>
+      <w:r>
+        <w:rPr>
+          <w:rFonts w:ascii="Source Code Pro" w:eastAsia="Times New Roman" w:hAnsi="Source Code Pro" w:cs="Times New Roman"/>
+          <w:color w:val="080808"/>
+          <w:kern w:val="0"/>
+          <w:sz w:val="21"/>
+          <w:szCs w:val="21"/>
+          <w:lang w:eastAsia="en-IN"/>
+          <w14:ligatures w14:val="none"/>
+        </w:rPr>
+        <w:t xml:space="preserve">= </w:t>
+      </w:r>
+      <w:proofErr w:type="spellStart"/>
+      <w:r>
+        <w:rPr>
+          <w:rFonts w:ascii="Source Code Pro" w:eastAsia="Times New Roman" w:hAnsi="Source Code Pro" w:cs="Times New Roman"/>
+          <w:color w:val="080808"/>
+          <w:kern w:val="0"/>
+          <w:sz w:val="21"/>
+          <w:szCs w:val="21"/>
+          <w:lang w:eastAsia="en-IN"/>
+          <w14:ligatures w14:val="none"/>
+        </w:rPr>
+        <w:t>weightMachine</w:t>
+      </w:r>
+      <w:proofErr w:type="spellEnd"/>
+      <w:r>
+        <w:rPr>
+          <w:rFonts w:ascii="Source Code Pro" w:eastAsia="Times New Roman" w:hAnsi="Source Code Pro" w:cs="Times New Roman"/>
+          <w:color w:val="080808"/>
+          <w:kern w:val="0"/>
+          <w:sz w:val="21"/>
+          <w:szCs w:val="21"/>
+          <w:lang w:eastAsia="en-IN"/>
+          <w14:ligatures w14:val="none"/>
+        </w:rPr>
+        <w:t>;</w:t>
       </w:r>
       <w:r>
         <w:rPr>
@@ -1074,6 +1279,7 @@
         </w:rPr>
         <w:t xml:space="preserve">public double </w:t>
       </w:r>
+      <w:proofErr w:type="spellStart"/>
       <w:r>
         <w:rPr>
           <w:rFonts w:ascii="Source Code Pro" w:eastAsia="Times New Roman" w:hAnsi="Source Code Pro" w:cs="Times New Roman"/>
@@ -1086,6 +1292,7 @@
         </w:rPr>
         <w:t>getWeightInKg</w:t>
       </w:r>
+      <w:proofErr w:type="spellEnd"/>
       <w:r>
         <w:rPr>
           <w:rFonts w:ascii="Source Code Pro" w:eastAsia="Times New Roman" w:hAnsi="Source Code Pro" w:cs="Times New Roman"/>
@@ -1135,6 +1342,7 @@
         </w:rPr>
         <w:t xml:space="preserve">double </w:t>
       </w:r>
+      <w:proofErr w:type="spellStart"/>
       <w:r>
         <w:rPr>
           <w:rFonts w:ascii="Source Code Pro" w:eastAsia="Times New Roman" w:hAnsi="Source Code Pro" w:cs="Times New Roman"/>
@@ -1145,7 +1353,20 @@
           <w:lang w:eastAsia="en-IN"/>
           <w14:ligatures w14:val="none"/>
         </w:rPr>
-        <w:t xml:space="preserve">weightInPound </w:t>
+        <w:t>weightInPound</w:t>
+      </w:r>
+      <w:proofErr w:type="spellEnd"/>
+      <w:r>
+        <w:rPr>
+          <w:rFonts w:ascii="Source Code Pro" w:eastAsia="Times New Roman" w:hAnsi="Source Code Pro" w:cs="Times New Roman"/>
+          <w:color w:val="000000"/>
+          <w:kern w:val="0"/>
+          <w:sz w:val="21"/>
+          <w:szCs w:val="21"/>
+          <w:lang w:eastAsia="en-IN"/>
+          <w14:ligatures w14:val="none"/>
+        </w:rPr>
+        <w:t xml:space="preserve"> </w:t>
       </w:r>
       <w:r>
         <w:rPr>
@@ -1159,6 +1380,7 @@
         </w:rPr>
         <w:t xml:space="preserve">= </w:t>
       </w:r>
+      <w:proofErr w:type="spellStart"/>
       <w:r>
         <w:rPr>
           <w:rFonts w:ascii="Source Code Pro" w:eastAsia="Times New Roman" w:hAnsi="Source Code Pro" w:cs="Times New Roman"/>
@@ -1181,7 +1403,20 @@
           <w:lang w:eastAsia="en-IN"/>
           <w14:ligatures w14:val="none"/>
         </w:rPr>
-        <w:t>.getWeightInPound();</w:t>
+        <w:t>.getWeightInPound</w:t>
+      </w:r>
+      <w:proofErr w:type="spellEnd"/>
+      <w:r>
+        <w:rPr>
+          <w:rFonts w:ascii="Source Code Pro" w:eastAsia="Times New Roman" w:hAnsi="Source Code Pro" w:cs="Times New Roman"/>
+          <w:color w:val="080808"/>
+          <w:kern w:val="0"/>
+          <w:sz w:val="21"/>
+          <w:szCs w:val="21"/>
+          <w:lang w:eastAsia="en-IN"/>
+          <w14:ligatures w14:val="none"/>
+        </w:rPr>
+        <w:t>();</w:t>
       </w:r>
       <w:r>
         <w:rPr>
@@ -1249,6 +1484,7 @@
         </w:rPr>
         <w:t xml:space="preserve">double </w:t>
       </w:r>
+      <w:proofErr w:type="spellStart"/>
       <w:r>
         <w:rPr>
           <w:rFonts w:ascii="Source Code Pro" w:eastAsia="Times New Roman" w:hAnsi="Source Code Pro" w:cs="Times New Roman"/>
@@ -1259,7 +1495,20 @@
           <w:lang w:eastAsia="en-IN"/>
           <w14:ligatures w14:val="none"/>
         </w:rPr>
-        <w:t xml:space="preserve">weightInKg </w:t>
+        <w:t>weightInKg</w:t>
+      </w:r>
+      <w:proofErr w:type="spellEnd"/>
+      <w:r>
+        <w:rPr>
+          <w:rFonts w:ascii="Source Code Pro" w:eastAsia="Times New Roman" w:hAnsi="Source Code Pro" w:cs="Times New Roman"/>
+          <w:color w:val="000000"/>
+          <w:kern w:val="0"/>
+          <w:sz w:val="21"/>
+          <w:szCs w:val="21"/>
+          <w:lang w:eastAsia="en-IN"/>
+          <w14:ligatures w14:val="none"/>
+        </w:rPr>
+        <w:t xml:space="preserve"> </w:t>
       </w:r>
       <w:r>
         <w:rPr>
@@ -1273,6 +1522,7 @@
         </w:rPr>
         <w:t xml:space="preserve">= </w:t>
       </w:r>
+      <w:proofErr w:type="spellStart"/>
       <w:r>
         <w:rPr>
           <w:rFonts w:ascii="Source Code Pro" w:eastAsia="Times New Roman" w:hAnsi="Source Code Pro" w:cs="Times New Roman"/>
@@ -1283,7 +1533,20 @@
           <w:lang w:eastAsia="en-IN"/>
           <w14:ligatures w14:val="none"/>
         </w:rPr>
-        <w:t xml:space="preserve">weightInPound </w:t>
+        <w:t>weightInPound</w:t>
+      </w:r>
+      <w:proofErr w:type="spellEnd"/>
+      <w:r>
+        <w:rPr>
+          <w:rFonts w:ascii="Source Code Pro" w:eastAsia="Times New Roman" w:hAnsi="Source Code Pro" w:cs="Times New Roman"/>
+          <w:color w:val="000000"/>
+          <w:kern w:val="0"/>
+          <w:sz w:val="21"/>
+          <w:szCs w:val="21"/>
+          <w:lang w:eastAsia="en-IN"/>
+          <w14:ligatures w14:val="none"/>
+        </w:rPr>
+        <w:t xml:space="preserve"> </w:t>
       </w:r>
       <w:r>
         <w:rPr>
@@ -1346,6 +1609,7 @@
         </w:rPr>
         <w:t xml:space="preserve">return </w:t>
       </w:r>
+      <w:proofErr w:type="spellStart"/>
       <w:r>
         <w:rPr>
           <w:rFonts w:ascii="Source Code Pro" w:eastAsia="Times New Roman" w:hAnsi="Source Code Pro" w:cs="Times New Roman"/>
@@ -1358,6 +1622,7 @@
         </w:rPr>
         <w:t>weightInKg</w:t>
       </w:r>
+      <w:proofErr w:type="spellEnd"/>
       <w:r>
         <w:rPr>
           <w:rFonts w:ascii="Source Code Pro" w:eastAsia="Times New Roman" w:hAnsi="Source Code Pro" w:cs="Times New Roman"/>
@@ -1470,6 +1735,7 @@
         </w:rPr>
         <w:t xml:space="preserve">public class </w:t>
       </w:r>
+      <w:proofErr w:type="spellStart"/>
       <w:r>
         <w:rPr>
           <w:rFonts w:ascii="Source Code Pro" w:eastAsia="Times New Roman" w:hAnsi="Source Code Pro" w:cs="Times New Roman"/>
@@ -1480,7 +1746,20 @@
           <w:lang w:eastAsia="en-IN"/>
           <w14:ligatures w14:val="none"/>
         </w:rPr>
-        <w:t xml:space="preserve">AdapterDesignPattern </w:t>
+        <w:t>AdapterDesignPattern</w:t>
+      </w:r>
+      <w:proofErr w:type="spellEnd"/>
+      <w:r>
+        <w:rPr>
+          <w:rFonts w:ascii="Source Code Pro" w:eastAsia="Times New Roman" w:hAnsi="Source Code Pro" w:cs="Times New Roman"/>
+          <w:color w:val="000000"/>
+          <w:kern w:val="0"/>
+          <w:sz w:val="21"/>
+          <w:szCs w:val="21"/>
+          <w:lang w:eastAsia="en-IN"/>
+          <w14:ligatures w14:val="none"/>
+        </w:rPr>
+        <w:t xml:space="preserve"> </w:t>
       </w:r>
       <w:r>
         <w:rPr>
@@ -1577,7 +1856,33 @@
           <w:lang w:eastAsia="en-IN"/>
           <w14:ligatures w14:val="none"/>
         </w:rPr>
-        <w:t>[] args) {</w:t>
+        <w:t xml:space="preserve">[] </w:t>
+      </w:r>
+      <w:proofErr w:type="spellStart"/>
+      <w:r>
+        <w:rPr>
+          <w:rFonts w:ascii="Source Code Pro" w:eastAsia="Times New Roman" w:hAnsi="Source Code Pro" w:cs="Times New Roman"/>
+          <w:color w:val="080808"/>
+          <w:kern w:val="0"/>
+          <w:sz w:val="21"/>
+          <w:szCs w:val="21"/>
+          <w:lang w:eastAsia="en-IN"/>
+          <w14:ligatures w14:val="none"/>
+        </w:rPr>
+        <w:t>args</w:t>
+      </w:r>
+      <w:proofErr w:type="spellEnd"/>
+      <w:r>
+        <w:rPr>
+          <w:rFonts w:ascii="Source Code Pro" w:eastAsia="Times New Roman" w:hAnsi="Source Code Pro" w:cs="Times New Roman"/>
+          <w:color w:val="080808"/>
+          <w:kern w:val="0"/>
+          <w:sz w:val="21"/>
+          <w:szCs w:val="21"/>
+          <w:lang w:eastAsia="en-IN"/>
+          <w14:ligatures w14:val="none"/>
+        </w:rPr>
+        <w:t>) {</w:t>
       </w:r>
       <w:r>
         <w:rPr>
@@ -1592,6 +1897,7 @@
         <w:br/>
         <w:t xml:space="preserve">        </w:t>
       </w:r>
+      <w:proofErr w:type="spellStart"/>
       <w:r>
         <w:rPr>
           <w:rFonts w:ascii="Source Code Pro" w:eastAsia="Times New Roman" w:hAnsi="Source Code Pro" w:cs="Times New Roman"/>
@@ -1602,7 +1908,46 @@
           <w:lang w:eastAsia="en-IN"/>
           <w14:ligatures w14:val="none"/>
         </w:rPr>
-        <w:t xml:space="preserve">WeightMachineAdapter weightMachineAdapter </w:t>
+        <w:t>WeightMachineAdapter</w:t>
+      </w:r>
+      <w:proofErr w:type="spellEnd"/>
+      <w:r>
+        <w:rPr>
+          <w:rFonts w:ascii="Source Code Pro" w:eastAsia="Times New Roman" w:hAnsi="Source Code Pro" w:cs="Times New Roman"/>
+          <w:color w:val="000000"/>
+          <w:kern w:val="0"/>
+          <w:sz w:val="21"/>
+          <w:szCs w:val="21"/>
+          <w:lang w:eastAsia="en-IN"/>
+          <w14:ligatures w14:val="none"/>
+        </w:rPr>
+        <w:t xml:space="preserve"> </w:t>
+      </w:r>
+      <w:proofErr w:type="spellStart"/>
+      <w:r>
+        <w:rPr>
+          <w:rFonts w:ascii="Source Code Pro" w:eastAsia="Times New Roman" w:hAnsi="Source Code Pro" w:cs="Times New Roman"/>
+          <w:color w:val="000000"/>
+          <w:kern w:val="0"/>
+          <w:sz w:val="21"/>
+          <w:szCs w:val="21"/>
+          <w:lang w:eastAsia="en-IN"/>
+          <w14:ligatures w14:val="none"/>
+        </w:rPr>
+        <w:t>weightMachineAdapter</w:t>
+      </w:r>
+      <w:proofErr w:type="spellEnd"/>
+      <w:r>
+        <w:rPr>
+          <w:rFonts w:ascii="Source Code Pro" w:eastAsia="Times New Roman" w:hAnsi="Source Code Pro" w:cs="Times New Roman"/>
+          <w:color w:val="000000"/>
+          <w:kern w:val="0"/>
+          <w:sz w:val="21"/>
+          <w:szCs w:val="21"/>
+          <w:lang w:eastAsia="en-IN"/>
+          <w14:ligatures w14:val="none"/>
+        </w:rPr>
+        <w:t xml:space="preserve"> </w:t>
       </w:r>
       <w:r>
         <w:rPr>
@@ -1628,17 +1973,31 @@
         </w:rPr>
         <w:t xml:space="preserve">new </w:t>
       </w:r>
-      <w:r>
-        <w:rPr>
-          <w:rFonts w:ascii="Source Code Pro" w:eastAsia="Times New Roman" w:hAnsi="Source Code Pro" w:cs="Times New Roman"/>
-          <w:color w:val="080808"/>
-          <w:kern w:val="0"/>
-          <w:sz w:val="21"/>
-          <w:szCs w:val="21"/>
-          <w:lang w:eastAsia="en-IN"/>
-          <w14:ligatures w14:val="none"/>
-        </w:rPr>
-        <w:t>WeightMachineAdapterImpl(</w:t>
+      <w:proofErr w:type="spellStart"/>
+      <w:r>
+        <w:rPr>
+          <w:rFonts w:ascii="Source Code Pro" w:eastAsia="Times New Roman" w:hAnsi="Source Code Pro" w:cs="Times New Roman"/>
+          <w:color w:val="080808"/>
+          <w:kern w:val="0"/>
+          <w:sz w:val="21"/>
+          <w:szCs w:val="21"/>
+          <w:lang w:eastAsia="en-IN"/>
+          <w14:ligatures w14:val="none"/>
+        </w:rPr>
+        <w:t>WeightMachineAdapterImpl</w:t>
+      </w:r>
+      <w:proofErr w:type="spellEnd"/>
+      <w:r>
+        <w:rPr>
+          <w:rFonts w:ascii="Source Code Pro" w:eastAsia="Times New Roman" w:hAnsi="Source Code Pro" w:cs="Times New Roman"/>
+          <w:color w:val="080808"/>
+          <w:kern w:val="0"/>
+          <w:sz w:val="21"/>
+          <w:szCs w:val="21"/>
+          <w:lang w:eastAsia="en-IN"/>
+          <w14:ligatures w14:val="none"/>
+        </w:rPr>
+        <w:t>(</w:t>
       </w:r>
       <w:r>
         <w:rPr>
@@ -1652,17 +2011,31 @@
         </w:rPr>
         <w:t xml:space="preserve">new </w:t>
       </w:r>
-      <w:r>
-        <w:rPr>
-          <w:rFonts w:ascii="Source Code Pro" w:eastAsia="Times New Roman" w:hAnsi="Source Code Pro" w:cs="Times New Roman"/>
-          <w:color w:val="080808"/>
-          <w:kern w:val="0"/>
-          <w:sz w:val="21"/>
-          <w:szCs w:val="21"/>
-          <w:lang w:eastAsia="en-IN"/>
-          <w14:ligatures w14:val="none"/>
-        </w:rPr>
-        <w:t>WeightMachineForBabies());</w:t>
+      <w:proofErr w:type="spellStart"/>
+      <w:r>
+        <w:rPr>
+          <w:rFonts w:ascii="Source Code Pro" w:eastAsia="Times New Roman" w:hAnsi="Source Code Pro" w:cs="Times New Roman"/>
+          <w:color w:val="080808"/>
+          <w:kern w:val="0"/>
+          <w:sz w:val="21"/>
+          <w:szCs w:val="21"/>
+          <w:lang w:eastAsia="en-IN"/>
+          <w14:ligatures w14:val="none"/>
+        </w:rPr>
+        <w:t>WeightMachineForBabies</w:t>
+      </w:r>
+      <w:proofErr w:type="spellEnd"/>
+      <w:r>
+        <w:rPr>
+          <w:rFonts w:ascii="Source Code Pro" w:eastAsia="Times New Roman" w:hAnsi="Source Code Pro" w:cs="Times New Roman"/>
+          <w:color w:val="080808"/>
+          <w:kern w:val="0"/>
+          <w:sz w:val="21"/>
+          <w:szCs w:val="21"/>
+          <w:lang w:eastAsia="en-IN"/>
+          <w14:ligatures w14:val="none"/>
+        </w:rPr>
+        <w:t>());</w:t>
       </w:r>
       <w:r>
         <w:rPr>
@@ -1689,6 +2062,7 @@
         <w:br/>
         <w:t xml:space="preserve">        </w:t>
       </w:r>
+      <w:proofErr w:type="spellStart"/>
       <w:r>
         <w:rPr>
           <w:rFonts w:ascii="Source Code Pro" w:eastAsia="Times New Roman" w:hAnsi="Source Code Pro" w:cs="Times New Roman"/>
@@ -1737,8 +2111,22 @@
           <w:lang w:eastAsia="en-IN"/>
           <w14:ligatures w14:val="none"/>
         </w:rPr>
-        <w:t>.println(</w:t>
-      </w:r>
+        <w:t>.println</w:t>
+      </w:r>
+      <w:proofErr w:type="spellEnd"/>
+      <w:r>
+        <w:rPr>
+          <w:rFonts w:ascii="Source Code Pro" w:eastAsia="Times New Roman" w:hAnsi="Source Code Pro" w:cs="Times New Roman"/>
+          <w:color w:val="080808"/>
+          <w:kern w:val="0"/>
+          <w:sz w:val="21"/>
+          <w:szCs w:val="21"/>
+          <w:lang w:eastAsia="en-IN"/>
+          <w14:ligatures w14:val="none"/>
+        </w:rPr>
+        <w:t>(</w:t>
+      </w:r>
+      <w:proofErr w:type="spellStart"/>
       <w:r>
         <w:rPr>
           <w:rFonts w:ascii="Source Code Pro" w:eastAsia="Times New Roman" w:hAnsi="Source Code Pro" w:cs="Times New Roman"/>
@@ -1761,7 +2149,20 @@
           <w:lang w:eastAsia="en-IN"/>
           <w14:ligatures w14:val="none"/>
         </w:rPr>
-        <w:t>.getWeightInKg());</w:t>
+        <w:t>.getWeightInKg</w:t>
+      </w:r>
+      <w:proofErr w:type="spellEnd"/>
+      <w:r>
+        <w:rPr>
+          <w:rFonts w:ascii="Source Code Pro" w:eastAsia="Times New Roman" w:hAnsi="Source Code Pro" w:cs="Times New Roman"/>
+          <w:color w:val="080808"/>
+          <w:kern w:val="0"/>
+          <w:sz w:val="21"/>
+          <w:szCs w:val="21"/>
+          <w:lang w:eastAsia="en-IN"/>
+          <w14:ligatures w14:val="none"/>
+        </w:rPr>
+        <w:t>());</w:t>
       </w:r>
       <w:r>
         <w:rPr>
@@ -1894,7 +2295,7 @@
 </file>
 
 <file path=word/styles.xml><?xml version="1.0" encoding="utf-8"?>
-<w:styles xmlns:mc="http://schemas.openxmlformats.org/markup-compatibility/2006" xmlns:r="http://schemas.openxmlformats.org/officeDocument/2006/relationships" xmlns:w="http://schemas.openxmlformats.org/wordprocessingml/2006/main" xmlns:w14="http://schemas.microsoft.com/office/word/2010/wordml" xmlns:w15="http://schemas.microsoft.com/office/word/2012/wordml" xmlns:w16cex="http://schemas.microsoft.com/office/word/2018/wordml/cex" xmlns:w16cid="http://schemas.microsoft.com/office/word/2016/wordml/cid" xmlns:w16="http://schemas.microsoft.com/office/word/2018/wordml" xmlns:w16sdtdh="http://schemas.microsoft.com/office/word/2020/wordml/sdtdatahash" xmlns:w16se="http://schemas.microsoft.com/office/word/2015/wordml/symex" mc:Ignorable="w14 w15 w16se w16cid w16 w16cex w16sdtdh">
+<w:styles xmlns:mc="http://schemas.openxmlformats.org/markup-compatibility/2006" xmlns:r="http://schemas.openxmlformats.org/officeDocument/2006/relationships" xmlns:w="http://schemas.openxmlformats.org/wordprocessingml/2006/main" xmlns:w14="http://schemas.microsoft.com/office/word/2010/wordml" xmlns:w15="http://schemas.microsoft.com/office/word/2012/wordml" xmlns:w16cex="http://schemas.microsoft.com/office/word/2018/wordml/cex" xmlns:w16cid="http://schemas.microsoft.com/office/word/2016/wordml/cid" xmlns:w16="http://schemas.microsoft.com/office/word/2018/wordml" xmlns:w16du="http://schemas.microsoft.com/office/word/2023/wordml/word16du" xmlns:w16sdtdh="http://schemas.microsoft.com/office/word/2020/wordml/sdtdatahash" xmlns:w16sdtfl="http://schemas.microsoft.com/office/word/2024/wordml/sdtformatlock" xmlns:w16se="http://schemas.microsoft.com/office/word/2015/wordml/symex" mc:Ignorable="w14 w15 w16se w16cid w16 w16cex w16sdtdh w16sdtfl w16du">
   <w:docDefaults>
     <w:rPrDefault>
       <w:rPr>
@@ -2617,4 +3018,10 @@
     </a:ext>
   </a:extLst>
 </a:theme>
+</file>
+
+<file path=docMetadata/LabelInfo.xml><?xml version="1.0" encoding="utf-8"?>
+<clbl:labelList xmlns:clbl="http://schemas.microsoft.com/office/2020/mipLabelMetadata">
+  <clbl:label id="{6f6b1f18-f556-4b39-a158-6b6d47ff40df}" enabled="1" method="Standard" siteId="{f5d3bd9c-a8c2-4efc-9493-ddf2d4b42f17}" contentBits="0" removed="0"/>
+</clbl:labelList>
 </file>